--- a/docs/entregables/04_planificacion.docx
+++ b/docs/entregables/04_planificacion.docx
@@ -3631,7 +3631,15 @@
               <w:rPr>
                 <w:sz w:val="19"/>
               </w:rPr>
-              <w:t>Desactivar el VNC de Contabo cuando no se use</w:t>
+              <w:t xml:space="preserve">Reglas de sobre F1 a F6 en </w:t>
+            </w:r>
+            <w:r>
+              <w:rPr>
+                <w:rFonts w:ascii="Consolas" w:hAnsi="Consolas"/>
+                <w:sz w:val="16"/>
+                <w:shd w:val="clear" w:color="auto" w:fill="F2F2F2"/>
+              </w:rPr>
+              <w:t>infra/wazuh/reglas/</w:t>
             </w:r>
           </w:p>
         </w:tc>
@@ -3648,7 +3656,130 @@
               <w:rPr>
                 <w:sz w:val="19"/>
               </w:rPr>
+              <w:t>RF-02; clasificación candidata</w:t>
+            </w:r>
+          </w:p>
+        </w:tc>
+        <w:tc>
+          <w:tcPr>
+            <w:tcW w:type="dxa" w:w="2170"/>
+            <w:vAlign w:val="top"/>
+          </w:tcPr>
+          <w:p>
+            <w:pPr>
+              <w:pStyle w:val="Textodetabla"/>
+            </w:pPr>
+            <w:r>
+              <w:rPr>
+                <w:rFonts w:ascii="Segoe UI Emoji" w:hAnsi="Segoe UI Emoji"/>
+                <w:sz w:val="19"/>
+              </w:rPr>
+              <w:t>🟡</w:t>
+            </w:r>
+            <w:r>
+              <w:rPr>
+                <w:sz w:val="19"/>
+              </w:rPr>
+              <w:t xml:space="preserve"> PR #8 abierto</w:t>
+            </w:r>
+          </w:p>
+        </w:tc>
+      </w:tr>
+      <w:tr>
+        <w:trPr>
+          <w:cantSplit/>
+        </w:trPr>
+        <w:tc>
+          <w:tcPr>
+            <w:tcW w:type="dxa" w:w="3762"/>
+            <w:vAlign w:val="top"/>
+            <w:shd w:val="clear" w:color="auto" w:fill="F3F6FA"/>
+          </w:tcPr>
+          <w:p>
+            <w:pPr>
+              <w:pStyle w:val="Textodetabla"/>
+            </w:pPr>
+            <w:r>
+              <w:rPr>
+                <w:sz w:val="19"/>
+              </w:rPr>
+              <w:t>Desactivar el VNC de Contabo cuando no se use</w:t>
+            </w:r>
+          </w:p>
+        </w:tc>
+        <w:tc>
+          <w:tcPr>
+            <w:tcW w:type="dxa" w:w="3473"/>
+            <w:vAlign w:val="top"/>
+            <w:shd w:val="clear" w:color="auto" w:fill="F3F6FA"/>
+          </w:tcPr>
+          <w:p>
+            <w:pPr>
+              <w:pStyle w:val="Textodetabla"/>
+            </w:pPr>
+            <w:r>
+              <w:rPr>
+                <w:sz w:val="19"/>
+              </w:rPr>
               <w:t>Seguridad</w:t>
+            </w:r>
+          </w:p>
+        </w:tc>
+        <w:tc>
+          <w:tcPr>
+            <w:tcW w:type="dxa" w:w="2170"/>
+            <w:vAlign w:val="top"/>
+            <w:shd w:val="clear" w:color="auto" w:fill="F3F6FA"/>
+          </w:tcPr>
+          <w:p>
+            <w:pPr>
+              <w:pStyle w:val="Textodetabla"/>
+            </w:pPr>
+            <w:r>
+              <w:rPr>
+                <w:rFonts w:ascii="Segoe UI Emoji" w:hAnsi="Segoe UI Emoji"/>
+                <w:sz w:val="19"/>
+              </w:rPr>
+              <w:t>⏳</w:t>
+            </w:r>
+          </w:p>
+        </w:tc>
+      </w:tr>
+      <w:tr>
+        <w:trPr>
+          <w:cantSplit/>
+        </w:trPr>
+        <w:tc>
+          <w:tcPr>
+            <w:tcW w:type="dxa" w:w="3762"/>
+            <w:vAlign w:val="top"/>
+          </w:tcPr>
+          <w:p>
+            <w:pPr>
+              <w:pStyle w:val="Textodetabla"/>
+            </w:pPr>
+            <w:r>
+              <w:rPr>
+                <w:sz w:val="19"/>
+              </w:rPr>
+              <w:t>Laboratorio EP-WKS-01 y EP-SRV-01 con agente y grupo propio</w:t>
+            </w:r>
+          </w:p>
+        </w:tc>
+        <w:tc>
+          <w:tcPr>
+            <w:tcW w:type="dxa" w:w="3473"/>
+            <w:vAlign w:val="top"/>
+          </w:tcPr>
+          <w:p>
+            <w:pPr>
+              <w:pStyle w:val="Textodetabla"/>
+            </w:pPr>
+            <w:r>
+              <w:rPr>
+                <w:sz w:val="19"/>
+              </w:rPr>
+              <w:t>Hito S1; todo el flujo de punta a punta</w:t>
             </w:r>
           </w:p>
         </w:tc>
@@ -3689,7 +3820,7 @@
               <w:rPr>
                 <w:sz w:val="19"/>
               </w:rPr>
-              <w:t>Laboratorio EP-WKS-01 y EP-SRV-01 con agente y grupo propio</w:t>
+              <w:t>Dominio para los agentes y la consola</w:t>
             </w:r>
           </w:p>
         </w:tc>
@@ -3707,7 +3838,7 @@
               <w:rPr>
                 <w:sz w:val="19"/>
               </w:rPr>
-              <w:t>Hito S1; todo el flujo de punta a punta</w:t>
+              <w:t>SOAR-CONSOLE con TLS</w:t>
             </w:r>
           </w:p>
         </w:tc>
@@ -3716,63 +3847,6 @@
             <w:tcW w:type="dxa" w:w="2170"/>
             <w:vAlign w:val="top"/>
             <w:shd w:val="clear" w:color="auto" w:fill="F3F6FA"/>
-          </w:tcPr>
-          <w:p>
-            <w:pPr>
-              <w:pStyle w:val="Textodetabla"/>
-            </w:pPr>
-            <w:r>
-              <w:rPr>
-                <w:rFonts w:ascii="Segoe UI Emoji" w:hAnsi="Segoe UI Emoji"/>
-                <w:sz w:val="19"/>
-              </w:rPr>
-              <w:t>⏳</w:t>
-            </w:r>
-          </w:p>
-        </w:tc>
-      </w:tr>
-      <w:tr>
-        <w:trPr>
-          <w:cantSplit/>
-        </w:trPr>
-        <w:tc>
-          <w:tcPr>
-            <w:tcW w:type="dxa" w:w="3762"/>
-            <w:vAlign w:val="top"/>
-          </w:tcPr>
-          <w:p>
-            <w:pPr>
-              <w:pStyle w:val="Textodetabla"/>
-            </w:pPr>
-            <w:r>
-              <w:rPr>
-                <w:sz w:val="19"/>
-              </w:rPr>
-              <w:t>Dominio para los agentes y la consola</w:t>
-            </w:r>
-          </w:p>
-        </w:tc>
-        <w:tc>
-          <w:tcPr>
-            <w:tcW w:type="dxa" w:w="3473"/>
-            <w:vAlign w:val="top"/>
-          </w:tcPr>
-          <w:p>
-            <w:pPr>
-              <w:pStyle w:val="Textodetabla"/>
-            </w:pPr>
-            <w:r>
-              <w:rPr>
-                <w:sz w:val="19"/>
-              </w:rPr>
-              <w:t>SOAR-CONSOLE con TLS</w:t>
-            </w:r>
-          </w:p>
-        </w:tc>
-        <w:tc>
-          <w:tcPr>
-            <w:tcW w:type="dxa" w:w="2170"/>
-            <w:vAlign w:val="top"/>
           </w:tcPr>
           <w:p>
             <w:pPr>
